--- a/Cifrado-Asimetrico.docx
+++ b/Cifrado-Asimetrico.docx
@@ -4,23 +4,21 @@
   <w:body>
     <w:p>
       <w:r>
-        <w:t>Cifrado Asimétrico</w:t>
-      </w:r>
-    </w:p>
-    <w:p>
-      <w:r>
-        <w:t>Tenemos dos números primos secretos que solo conoce el autor:</w:t>
+        <w:t>Tenemos tres números primos secretos que solo conoce el autor:</w:t>
       </w:r>
     </w:p>
     <w:p>
       <w:r>
         <w:t>X = 67</w:t>
       </w:r>
-    </w:p>
-    <w:p>
-      <w:r>
+      <w:r>
+        <w:br/>
         <w:t>Y = 41</w:t>
       </w:r>
+      <w:r>
+        <w:br/>
+        <w:t>Z = 37</w:t>
+      </w:r>
     </w:p>
     <w:p>
       <w:r>
@@ -29,12 +27,12 @@
     </w:p>
     <w:p>
       <w:r>
-        <w:t>N = X × Y</w:t>
-      </w:r>
-    </w:p>
-    <w:p>
-      <w:r>
-        <w:t>N = 67 × 41 = 2747</w:t>
+        <w:t>N = X × Y × Z</w:t>
+      </w:r>
+    </w:p>
+    <w:p>
+      <w:r>
+        <w:t>N = 67 × 41 × 37 = 101639</w:t>
       </w:r>
     </w:p>
     <w:p>
@@ -44,17 +42,17 @@
     </w:p>
     <w:p>
       <w:r>
-        <w:t>φ(N) = (X - 1) × (Y - 1)</w:t>
-      </w:r>
-    </w:p>
-    <w:p>
-      <w:r>
-        <w:t>φ(N) = (67 - 1) × (41 - 1)</w:t>
-      </w:r>
-    </w:p>
-    <w:p>
-      <w:r>
-        <w:t>φ(N) = 66 × 40 = 2640</w:t>
+        <w:t>φ(N) = (X - 1) × (Y - 1) × (Z - 1)</w:t>
+      </w:r>
+    </w:p>
+    <w:p>
+      <w:r>
+        <w:t>φ(N) = (67 - 1) × (41 - 1) × (37 - 1)</w:t>
+      </w:r>
+    </w:p>
+    <w:p>
+      <w:r>
+        <w:t>φ(N) = 66 × 40 × 36 = 95040</w:t>
       </w:r>
     </w:p>
     <w:p>
@@ -82,7 +80,7 @@
     </w:p>
     <w:p>
       <w:r>
-        <w:t>(N, E) = (2747, 17)</w:t>
+        <w:t>(N, E) = (101639, 17)</w:t>
       </w:r>
     </w:p>
     <w:p>
@@ -102,7 +100,7 @@
     </w:p>
     <w:p>
       <w:r>
-        <w:t>17 × D ≡ 1 (mod 2640)</w:t>
+        <w:t>17 × D ≡ 1 (mod 95040)</w:t>
       </w:r>
     </w:p>
     <w:p>
@@ -112,7 +110,7 @@
     </w:p>
     <w:p>
       <w:r>
-        <w:t>D = 1553</w:t>
+        <w:t>D = 55897</w:t>
       </w:r>
     </w:p>
     <w:p>
@@ -122,7 +120,7 @@
     </w:p>
     <w:p>
       <w:r>
-        <w:t>D = 1553</w:t>
+        <w:t>D = 55897</w:t>
       </w:r>
     </w:p>
     <w:p>
@@ -137,18 +135,18 @@
     </w:p>
     <w:p>
       <w:r>
+        <w:t>C = M^E mod N</w:t>
+      </w:r>
+    </w:p>
+    <w:p>
+      <w:r>
         <w:lastRenderedPageBreak/>
-        <w:t>C = M^E mod N</w:t>
-      </w:r>
-    </w:p>
-    <w:p>
-      <w:r>
         <w:t>Reemplazando los valores:</w:t>
       </w:r>
     </w:p>
     <w:p>
       <w:r>
-        <w:t>C = M^17 mod 2747</w:t>
+        <w:t>C = M^17 mod 101639</w:t>
       </w:r>
     </w:p>
     <w:p>
@@ -168,15 +166,26 @@
     </w:p>
     <w:p>
       <w:r>
-        <w:t>M = C^1553 mod 2747</w:t>
-      </w:r>
-    </w:p>
-    <w:p>
-      <w:r>
-        <w:t>De esta manera, cualquier persona puede cifrar un mensaje usando la clave pública (2747,17), pero solo el propietario de la clave privada D = 1553 puede recuperar el mensaje original.</w:t>
-      </w:r>
-    </w:p>
-    <w:p/>
+        <w:t>M = C^55897 mod 101639</w:t>
+      </w:r>
+    </w:p>
+    <w:p>
+      <w:r>
+        <w:t>De esta manera, cualquier persona puede cifrar un mensaje usando la clave pública (101639, 17), pero solo el propietario de la clave privada D = 55897 puede recuperar el mensaje original.</w:t>
+      </w:r>
+    </w:p>
+    <w:p>
+      <w:r>
+        <w:t>La diferencia respecto al RSA tradicional es que el módulo N se genera con tres números primos en lugar de dos, aumentando la complejidad de la factorización y, por tanto, la seguridad del sistema.</w:t>
+      </w:r>
+    </w:p>
+    <w:p>
+      <w:pPr>
+        <w:rPr>
+          <w:u w:val="single"/>
+        </w:rPr>
+      </w:pPr>
+    </w:p>
     <w:sectPr>
       <w:pgSz w:w="12240" w:h="15840"/>
       <w:pgMar w:top="1417" w:right="1701" w:bottom="1417" w:left="1701" w:header="708" w:footer="708" w:gutter="0"/>
